--- a/benchmark/outputs/gold/table_heavy_007_A.docx
+++ b/benchmark/outputs/gold/table_heavy_007_A.docx
@@ -22,7 +22,7 @@
       </w:pPr>
       <w:r>
         <w:rPr>
-          <w:rFonts w:ascii="Helvetica" w:hAnsi="Helvetica" w:eastAsia="Helvetica"/>
+          <w:rFonts w:ascii="Arial" w:hAnsi="Arial" w:eastAsia="Helvetica"/>
           <w:b/>
           <w:i w:val="0"/>
           <w:color w:val="000000"/>
@@ -35,7 +35,7 @@
       </w:r>
       <w:r>
         <w:rPr>
-          <w:rFonts w:ascii="Helvetica" w:hAnsi="Helvetica" w:eastAsia="Helvetica"/>
+          <w:rFonts w:ascii="Arial" w:hAnsi="Arial" w:eastAsia="Helvetica"/>
           <w:b w:val="0"/>
           <w:i w:val="0"/>
           <w:color w:val="72727A"/>
@@ -91,7 +91,7 @@
             </w:pPr>
             <w:r>
               <w:rPr>
-                <w:rFonts w:ascii="Helvetica" w:hAnsi="Helvetica" w:eastAsia="Helvetica"/>
+                <w:rFonts w:ascii="Arial" w:hAnsi="Arial" w:eastAsia="Helvetica"/>
                 <w:b/>
                 <w:i w:val="0"/>
                 <w:color w:val="1E1E23"/>
@@ -127,7 +127,7 @@
             </w:pPr>
             <w:r>
               <w:rPr>
-                <w:rFonts w:ascii="Helvetica" w:hAnsi="Helvetica" w:eastAsia="Helvetica"/>
+                <w:rFonts w:ascii="Arial" w:hAnsi="Arial" w:eastAsia="Helvetica"/>
                 <w:b/>
                 <w:i w:val="0"/>
                 <w:color w:val="1E1E23"/>
@@ -163,7 +163,7 @@
             </w:pPr>
             <w:r>
               <w:rPr>
-                <w:rFonts w:ascii="Helvetica" w:hAnsi="Helvetica" w:eastAsia="Helvetica"/>
+                <w:rFonts w:ascii="Arial" w:hAnsi="Arial" w:eastAsia="Helvetica"/>
                 <w:b/>
                 <w:i w:val="0"/>
                 <w:color w:val="1E1E23"/>
@@ -199,7 +199,7 @@
             </w:pPr>
             <w:r>
               <w:rPr>
-                <w:rFonts w:ascii="Helvetica" w:hAnsi="Helvetica" w:eastAsia="Helvetica"/>
+                <w:rFonts w:ascii="Arial" w:hAnsi="Arial" w:eastAsia="Helvetica"/>
                 <w:b/>
                 <w:i w:val="0"/>
                 <w:color w:val="1E1E23"/>
@@ -235,7 +235,7 @@
             </w:pPr>
             <w:r>
               <w:rPr>
-                <w:rFonts w:ascii="Helvetica" w:hAnsi="Helvetica" w:eastAsia="Helvetica"/>
+                <w:rFonts w:ascii="Arial" w:hAnsi="Arial" w:eastAsia="Helvetica"/>
                 <w:b/>
                 <w:i w:val="0"/>
                 <w:color w:val="1E1E23"/>
@@ -271,7 +271,7 @@
             </w:pPr>
             <w:r>
               <w:rPr>
-                <w:rFonts w:ascii="Helvetica" w:hAnsi="Helvetica" w:eastAsia="Helvetica"/>
+                <w:rFonts w:ascii="Arial" w:hAnsi="Arial" w:eastAsia="Helvetica"/>
                 <w:b/>
                 <w:i w:val="0"/>
                 <w:color w:val="1E1E23"/>
@@ -307,7 +307,7 @@
             </w:pPr>
             <w:r>
               <w:rPr>
-                <w:rFonts w:ascii="Helvetica" w:hAnsi="Helvetica" w:eastAsia="Helvetica"/>
+                <w:rFonts w:ascii="Arial" w:hAnsi="Arial" w:eastAsia="Helvetica"/>
                 <w:b/>
                 <w:i w:val="0"/>
                 <w:color w:val="1E1E23"/>
@@ -343,7 +343,7 @@
             </w:pPr>
             <w:r>
               <w:rPr>
-                <w:rFonts w:ascii="Helvetica" w:hAnsi="Helvetica" w:eastAsia="Helvetica"/>
+                <w:rFonts w:ascii="Arial" w:hAnsi="Arial" w:eastAsia="Helvetica"/>
                 <w:b/>
                 <w:i w:val="0"/>
                 <w:color w:val="1E1E23"/>
@@ -383,7 +383,7 @@
             </w:pPr>
             <w:r>
               <w:rPr>
-                <w:rFonts w:ascii="Helvetica" w:hAnsi="Helvetica" w:eastAsia="Helvetica"/>
+                <w:rFonts w:ascii="Arial" w:hAnsi="Arial" w:eastAsia="Helvetica"/>
                 <w:b w:val="0"/>
                 <w:i w:val="0"/>
                 <w:color w:val="1E1E23"/>
@@ -418,7 +418,7 @@
             </w:pPr>
             <w:r>
               <w:rPr>
-                <w:rFonts w:ascii="Helvetica" w:hAnsi="Helvetica" w:eastAsia="Helvetica"/>
+                <w:rFonts w:ascii="Arial" w:hAnsi="Arial" w:eastAsia="Helvetica"/>
                 <w:b w:val="0"/>
                 <w:i w:val="0"/>
                 <w:color w:val="1E1E23"/>
@@ -453,7 +453,7 @@
             </w:pPr>
             <w:r>
               <w:rPr>
-                <w:rFonts w:ascii="Helvetica" w:hAnsi="Helvetica" w:eastAsia="Helvetica"/>
+                <w:rFonts w:ascii="Arial" w:hAnsi="Arial" w:eastAsia="Helvetica"/>
                 <w:b w:val="0"/>
                 <w:i w:val="0"/>
                 <w:color w:val="1E1E23"/>
@@ -488,7 +488,7 @@
             </w:pPr>
             <w:r>
               <w:rPr>
-                <w:rFonts w:ascii="Helvetica" w:hAnsi="Helvetica" w:eastAsia="Helvetica"/>
+                <w:rFonts w:ascii="Arial" w:hAnsi="Arial" w:eastAsia="Helvetica"/>
                 <w:b w:val="0"/>
                 <w:i w:val="0"/>
                 <w:color w:val="1E1E23"/>
@@ -523,7 +523,7 @@
             </w:pPr>
             <w:r>
               <w:rPr>
-                <w:rFonts w:ascii="Helvetica" w:hAnsi="Helvetica" w:eastAsia="Helvetica"/>
+                <w:rFonts w:ascii="Arial" w:hAnsi="Arial" w:eastAsia="Helvetica"/>
                 <w:b w:val="0"/>
                 <w:i w:val="0"/>
                 <w:color w:val="1E1E23"/>
@@ -558,7 +558,7 @@
             </w:pPr>
             <w:r>
               <w:rPr>
-                <w:rFonts w:ascii="Helvetica" w:hAnsi="Helvetica" w:eastAsia="Helvetica"/>
+                <w:rFonts w:ascii="Arial" w:hAnsi="Arial" w:eastAsia="Helvetica"/>
                 <w:b w:val="0"/>
                 <w:i w:val="0"/>
                 <w:color w:val="1E1E23"/>
@@ -593,7 +593,7 @@
             </w:pPr>
             <w:r>
               <w:rPr>
-                <w:rFonts w:ascii="Helvetica" w:hAnsi="Helvetica" w:eastAsia="Helvetica"/>
+                <w:rFonts w:ascii="Arial" w:hAnsi="Arial" w:eastAsia="Helvetica"/>
                 <w:b w:val="0"/>
                 <w:i w:val="0"/>
                 <w:color w:val="1E1E23"/>
@@ -628,7 +628,7 @@
             </w:pPr>
             <w:r>
               <w:rPr>
-                <w:rFonts w:ascii="Helvetica" w:hAnsi="Helvetica" w:eastAsia="Helvetica"/>
+                <w:rFonts w:ascii="Arial" w:hAnsi="Arial" w:eastAsia="Helvetica"/>
                 <w:b w:val="0"/>
                 <w:i w:val="0"/>
                 <w:color w:val="1E1E23"/>
@@ -668,7 +668,7 @@
             </w:pPr>
             <w:r>
               <w:rPr>
-                <w:rFonts w:ascii="Helvetica" w:hAnsi="Helvetica" w:eastAsia="Helvetica"/>
+                <w:rFonts w:ascii="Arial" w:hAnsi="Arial" w:eastAsia="Helvetica"/>
                 <w:b w:val="0"/>
                 <w:i w:val="0"/>
                 <w:color w:val="1E1E23"/>
@@ -703,7 +703,7 @@
             </w:pPr>
             <w:r>
               <w:rPr>
-                <w:rFonts w:ascii="Helvetica" w:hAnsi="Helvetica" w:eastAsia="Helvetica"/>
+                <w:rFonts w:ascii="Arial" w:hAnsi="Arial" w:eastAsia="Helvetica"/>
                 <w:b w:val="0"/>
                 <w:i w:val="0"/>
                 <w:color w:val="1E1E23"/>
@@ -738,7 +738,7 @@
             </w:pPr>
             <w:r>
               <w:rPr>
-                <w:rFonts w:ascii="Helvetica" w:hAnsi="Helvetica" w:eastAsia="Helvetica"/>
+                <w:rFonts w:ascii="Arial" w:hAnsi="Arial" w:eastAsia="Helvetica"/>
                 <w:b w:val="0"/>
                 <w:i w:val="0"/>
                 <w:color w:val="1E1E23"/>
@@ -773,7 +773,7 @@
             </w:pPr>
             <w:r>
               <w:rPr>
-                <w:rFonts w:ascii="Helvetica" w:hAnsi="Helvetica" w:eastAsia="Helvetica"/>
+                <w:rFonts w:ascii="Arial" w:hAnsi="Arial" w:eastAsia="Helvetica"/>
                 <w:b w:val="0"/>
                 <w:i w:val="0"/>
                 <w:color w:val="1E1E23"/>
@@ -808,7 +808,7 @@
             </w:pPr>
             <w:r>
               <w:rPr>
-                <w:rFonts w:ascii="Helvetica" w:hAnsi="Helvetica" w:eastAsia="Helvetica"/>
+                <w:rFonts w:ascii="Arial" w:hAnsi="Arial" w:eastAsia="Helvetica"/>
                 <w:b w:val="0"/>
                 <w:i w:val="0"/>
                 <w:color w:val="1E1E23"/>
@@ -843,7 +843,7 @@
             </w:pPr>
             <w:r>
               <w:rPr>
-                <w:rFonts w:ascii="Helvetica" w:hAnsi="Helvetica" w:eastAsia="Helvetica"/>
+                <w:rFonts w:ascii="Arial" w:hAnsi="Arial" w:eastAsia="Helvetica"/>
                 <w:b w:val="0"/>
                 <w:i w:val="0"/>
                 <w:color w:val="1E1E23"/>
@@ -878,7 +878,7 @@
             </w:pPr>
             <w:r>
               <w:rPr>
-                <w:rFonts w:ascii="Helvetica" w:hAnsi="Helvetica" w:eastAsia="Helvetica"/>
+                <w:rFonts w:ascii="Arial" w:hAnsi="Arial" w:eastAsia="Helvetica"/>
                 <w:b w:val="0"/>
                 <w:i w:val="0"/>
                 <w:color w:val="1E1E23"/>
@@ -913,7 +913,7 @@
             </w:pPr>
             <w:r>
               <w:rPr>
-                <w:rFonts w:ascii="Helvetica" w:hAnsi="Helvetica" w:eastAsia="Helvetica"/>
+                <w:rFonts w:ascii="Arial" w:hAnsi="Arial" w:eastAsia="Helvetica"/>
                 <w:b w:val="0"/>
                 <w:i w:val="0"/>
                 <w:color w:val="1E1E23"/>
@@ -953,7 +953,7 @@
             </w:pPr>
             <w:r>
               <w:rPr>
-                <w:rFonts w:ascii="Helvetica" w:hAnsi="Helvetica" w:eastAsia="Helvetica"/>
+                <w:rFonts w:ascii="Arial" w:hAnsi="Arial" w:eastAsia="Helvetica"/>
                 <w:b w:val="0"/>
                 <w:i w:val="0"/>
                 <w:color w:val="1E1E23"/>
@@ -988,7 +988,7 @@
             </w:pPr>
             <w:r>
               <w:rPr>
-                <w:rFonts w:ascii="Helvetica" w:hAnsi="Helvetica" w:eastAsia="Helvetica"/>
+                <w:rFonts w:ascii="Arial" w:hAnsi="Arial" w:eastAsia="Helvetica"/>
                 <w:b w:val="0"/>
                 <w:i w:val="0"/>
                 <w:color w:val="1E1E23"/>
@@ -1023,7 +1023,7 @@
             </w:pPr>
             <w:r>
               <w:rPr>
-                <w:rFonts w:ascii="Helvetica" w:hAnsi="Helvetica" w:eastAsia="Helvetica"/>
+                <w:rFonts w:ascii="Arial" w:hAnsi="Arial" w:eastAsia="Helvetica"/>
                 <w:b w:val="0"/>
                 <w:i w:val="0"/>
                 <w:color w:val="1E1E23"/>
@@ -1058,7 +1058,7 @@
             </w:pPr>
             <w:r>
               <w:rPr>
-                <w:rFonts w:ascii="Helvetica" w:hAnsi="Helvetica" w:eastAsia="Helvetica"/>
+                <w:rFonts w:ascii="Arial" w:hAnsi="Arial" w:eastAsia="Helvetica"/>
                 <w:b w:val="0"/>
                 <w:i w:val="0"/>
                 <w:color w:val="1E1E23"/>
@@ -1093,7 +1093,7 @@
             </w:pPr>
             <w:r>
               <w:rPr>
-                <w:rFonts w:ascii="Helvetica" w:hAnsi="Helvetica" w:eastAsia="Helvetica"/>
+                <w:rFonts w:ascii="Arial" w:hAnsi="Arial" w:eastAsia="Helvetica"/>
                 <w:b w:val="0"/>
                 <w:i w:val="0"/>
                 <w:color w:val="1E1E23"/>
@@ -1128,7 +1128,7 @@
             </w:pPr>
             <w:r>
               <w:rPr>
-                <w:rFonts w:ascii="Helvetica" w:hAnsi="Helvetica" w:eastAsia="Helvetica"/>
+                <w:rFonts w:ascii="Arial" w:hAnsi="Arial" w:eastAsia="Helvetica"/>
                 <w:b w:val="0"/>
                 <w:i w:val="0"/>
                 <w:color w:val="1E1E23"/>
@@ -1163,7 +1163,7 @@
             </w:pPr>
             <w:r>
               <w:rPr>
-                <w:rFonts w:ascii="Helvetica" w:hAnsi="Helvetica" w:eastAsia="Helvetica"/>
+                <w:rFonts w:ascii="Arial" w:hAnsi="Arial" w:eastAsia="Helvetica"/>
                 <w:b w:val="0"/>
                 <w:i w:val="0"/>
                 <w:color w:val="1E1E23"/>
@@ -1198,7 +1198,7 @@
             </w:pPr>
             <w:r>
               <w:rPr>
-                <w:rFonts w:ascii="Helvetica" w:hAnsi="Helvetica" w:eastAsia="Helvetica"/>
+                <w:rFonts w:ascii="Arial" w:hAnsi="Arial" w:eastAsia="Helvetica"/>
                 <w:b w:val="0"/>
                 <w:i w:val="0"/>
                 <w:color w:val="1E1E23"/>
@@ -1238,7 +1238,7 @@
             </w:pPr>
             <w:r>
               <w:rPr>
-                <w:rFonts w:ascii="Helvetica" w:hAnsi="Helvetica" w:eastAsia="Helvetica"/>
+                <w:rFonts w:ascii="Arial" w:hAnsi="Arial" w:eastAsia="Helvetica"/>
                 <w:b w:val="0"/>
                 <w:i w:val="0"/>
                 <w:color w:val="1E1E23"/>
@@ -1273,7 +1273,7 @@
             </w:pPr>
             <w:r>
               <w:rPr>
-                <w:rFonts w:ascii="Helvetica" w:hAnsi="Helvetica" w:eastAsia="Helvetica"/>
+                <w:rFonts w:ascii="Arial" w:hAnsi="Arial" w:eastAsia="Helvetica"/>
                 <w:b w:val="0"/>
                 <w:i w:val="0"/>
                 <w:color w:val="1E1E23"/>
@@ -1308,7 +1308,7 @@
             </w:pPr>
             <w:r>
               <w:rPr>
-                <w:rFonts w:ascii="Helvetica" w:hAnsi="Helvetica" w:eastAsia="Helvetica"/>
+                <w:rFonts w:ascii="Arial" w:hAnsi="Arial" w:eastAsia="Helvetica"/>
                 <w:b w:val="0"/>
                 <w:i w:val="0"/>
                 <w:color w:val="1E1E23"/>
@@ -1343,7 +1343,7 @@
             </w:pPr>
             <w:r>
               <w:rPr>
-                <w:rFonts w:ascii="Helvetica" w:hAnsi="Helvetica" w:eastAsia="Helvetica"/>
+                <w:rFonts w:ascii="Arial" w:hAnsi="Arial" w:eastAsia="Helvetica"/>
                 <w:b w:val="0"/>
                 <w:i w:val="0"/>
                 <w:color w:val="1E1E23"/>
@@ -1378,7 +1378,7 @@
             </w:pPr>
             <w:r>
               <w:rPr>
-                <w:rFonts w:ascii="Helvetica" w:hAnsi="Helvetica" w:eastAsia="Helvetica"/>
+                <w:rFonts w:ascii="Arial" w:hAnsi="Arial" w:eastAsia="Helvetica"/>
                 <w:b w:val="0"/>
                 <w:i w:val="0"/>
                 <w:color w:val="1E1E23"/>
@@ -1413,7 +1413,7 @@
             </w:pPr>
             <w:r>
               <w:rPr>
-                <w:rFonts w:ascii="Helvetica" w:hAnsi="Helvetica" w:eastAsia="Helvetica"/>
+                <w:rFonts w:ascii="Arial" w:hAnsi="Arial" w:eastAsia="Helvetica"/>
                 <w:b w:val="0"/>
                 <w:i w:val="0"/>
                 <w:color w:val="1E1E23"/>
@@ -1448,7 +1448,7 @@
             </w:pPr>
             <w:r>
               <w:rPr>
-                <w:rFonts w:ascii="Helvetica" w:hAnsi="Helvetica" w:eastAsia="Helvetica"/>
+                <w:rFonts w:ascii="Arial" w:hAnsi="Arial" w:eastAsia="Helvetica"/>
                 <w:b w:val="0"/>
                 <w:i w:val="0"/>
                 <w:color w:val="1E1E23"/>
@@ -1483,7 +1483,7 @@
             </w:pPr>
             <w:r>
               <w:rPr>
-                <w:rFonts w:ascii="Helvetica" w:hAnsi="Helvetica" w:eastAsia="Helvetica"/>
+                <w:rFonts w:ascii="Arial" w:hAnsi="Arial" w:eastAsia="Helvetica"/>
                 <w:b w:val="0"/>
                 <w:i w:val="0"/>
                 <w:color w:val="1E1E23"/>
@@ -1523,7 +1523,7 @@
             </w:pPr>
             <w:r>
               <w:rPr>
-                <w:rFonts w:ascii="Helvetica" w:hAnsi="Helvetica" w:eastAsia="Helvetica"/>
+                <w:rFonts w:ascii="Arial" w:hAnsi="Arial" w:eastAsia="Helvetica"/>
                 <w:b w:val="0"/>
                 <w:i w:val="0"/>
                 <w:color w:val="1E1E23"/>
@@ -1558,7 +1558,7 @@
             </w:pPr>
             <w:r>
               <w:rPr>
-                <w:rFonts w:ascii="Helvetica" w:hAnsi="Helvetica" w:eastAsia="Helvetica"/>
+                <w:rFonts w:ascii="Arial" w:hAnsi="Arial" w:eastAsia="Helvetica"/>
                 <w:b w:val="0"/>
                 <w:i w:val="0"/>
                 <w:color w:val="1E1E23"/>
@@ -1593,7 +1593,7 @@
             </w:pPr>
             <w:r>
               <w:rPr>
-                <w:rFonts w:ascii="Helvetica" w:hAnsi="Helvetica" w:eastAsia="Helvetica"/>
+                <w:rFonts w:ascii="Arial" w:hAnsi="Arial" w:eastAsia="Helvetica"/>
                 <w:b w:val="0"/>
                 <w:i w:val="0"/>
                 <w:color w:val="1E1E23"/>
@@ -1628,7 +1628,7 @@
             </w:pPr>
             <w:r>
               <w:rPr>
-                <w:rFonts w:ascii="Helvetica" w:hAnsi="Helvetica" w:eastAsia="Helvetica"/>
+                <w:rFonts w:ascii="Arial" w:hAnsi="Arial" w:eastAsia="Helvetica"/>
                 <w:b w:val="0"/>
                 <w:i w:val="0"/>
                 <w:color w:val="1E1E23"/>
@@ -1663,7 +1663,7 @@
             </w:pPr>
             <w:r>
               <w:rPr>
-                <w:rFonts w:ascii="Helvetica" w:hAnsi="Helvetica" w:eastAsia="Helvetica"/>
+                <w:rFonts w:ascii="Arial" w:hAnsi="Arial" w:eastAsia="Helvetica"/>
                 <w:b w:val="0"/>
                 <w:i w:val="0"/>
                 <w:color w:val="1E1E23"/>
@@ -1698,7 +1698,7 @@
             </w:pPr>
             <w:r>
               <w:rPr>
-                <w:rFonts w:ascii="Helvetica" w:hAnsi="Helvetica" w:eastAsia="Helvetica"/>
+                <w:rFonts w:ascii="Arial" w:hAnsi="Arial" w:eastAsia="Helvetica"/>
                 <w:b w:val="0"/>
                 <w:i w:val="0"/>
                 <w:color w:val="1E1E23"/>
@@ -1733,7 +1733,7 @@
             </w:pPr>
             <w:r>
               <w:rPr>
-                <w:rFonts w:ascii="Helvetica" w:hAnsi="Helvetica" w:eastAsia="Helvetica"/>
+                <w:rFonts w:ascii="Arial" w:hAnsi="Arial" w:eastAsia="Helvetica"/>
                 <w:b w:val="0"/>
                 <w:i w:val="0"/>
                 <w:color w:val="1E1E23"/>
@@ -1768,7 +1768,7 @@
             </w:pPr>
             <w:r>
               <w:rPr>
-                <w:rFonts w:ascii="Helvetica" w:hAnsi="Helvetica" w:eastAsia="Helvetica"/>
+                <w:rFonts w:ascii="Arial" w:hAnsi="Arial" w:eastAsia="Helvetica"/>
                 <w:b w:val="0"/>
                 <w:i w:val="0"/>
                 <w:color w:val="1E1E23"/>
@@ -1808,7 +1808,7 @@
             </w:pPr>
             <w:r>
               <w:rPr>
-                <w:rFonts w:ascii="Helvetica" w:hAnsi="Helvetica" w:eastAsia="Helvetica"/>
+                <w:rFonts w:ascii="Arial" w:hAnsi="Arial" w:eastAsia="Helvetica"/>
                 <w:b w:val="0"/>
                 <w:i w:val="0"/>
                 <w:color w:val="1E1E23"/>
@@ -1843,7 +1843,7 @@
             </w:pPr>
             <w:r>
               <w:rPr>
-                <w:rFonts w:ascii="Helvetica" w:hAnsi="Helvetica" w:eastAsia="Helvetica"/>
+                <w:rFonts w:ascii="Arial" w:hAnsi="Arial" w:eastAsia="Helvetica"/>
                 <w:b w:val="0"/>
                 <w:i w:val="0"/>
                 <w:color w:val="1E1E23"/>
@@ -1878,7 +1878,7 @@
             </w:pPr>
             <w:r>
               <w:rPr>
-                <w:rFonts w:ascii="Helvetica" w:hAnsi="Helvetica" w:eastAsia="Helvetica"/>
+                <w:rFonts w:ascii="Arial" w:hAnsi="Arial" w:eastAsia="Helvetica"/>
                 <w:b w:val="0"/>
                 <w:i w:val="0"/>
                 <w:color w:val="1E1E23"/>
@@ -1913,7 +1913,7 @@
             </w:pPr>
             <w:r>
               <w:rPr>
-                <w:rFonts w:ascii="Helvetica" w:hAnsi="Helvetica" w:eastAsia="Helvetica"/>
+                <w:rFonts w:ascii="Arial" w:hAnsi="Arial" w:eastAsia="Helvetica"/>
                 <w:b w:val="0"/>
                 <w:i w:val="0"/>
                 <w:color w:val="1E1E23"/>
@@ -1948,7 +1948,7 @@
             </w:pPr>
             <w:r>
               <w:rPr>
-                <w:rFonts w:ascii="Helvetica" w:hAnsi="Helvetica" w:eastAsia="Helvetica"/>
+                <w:rFonts w:ascii="Arial" w:hAnsi="Arial" w:eastAsia="Helvetica"/>
                 <w:b w:val="0"/>
                 <w:i w:val="0"/>
                 <w:color w:val="1E1E23"/>
@@ -1983,7 +1983,7 @@
             </w:pPr>
             <w:r>
               <w:rPr>
-                <w:rFonts w:ascii="Helvetica" w:hAnsi="Helvetica" w:eastAsia="Helvetica"/>
+                <w:rFonts w:ascii="Arial" w:hAnsi="Arial" w:eastAsia="Helvetica"/>
                 <w:b w:val="0"/>
                 <w:i w:val="0"/>
                 <w:color w:val="1E1E23"/>
@@ -2018,7 +2018,7 @@
             </w:pPr>
             <w:r>
               <w:rPr>
-                <w:rFonts w:ascii="Helvetica" w:hAnsi="Helvetica" w:eastAsia="Helvetica"/>
+                <w:rFonts w:ascii="Arial" w:hAnsi="Arial" w:eastAsia="Helvetica"/>
                 <w:b w:val="0"/>
                 <w:i w:val="0"/>
                 <w:color w:val="1E1E23"/>
@@ -2053,7 +2053,7 @@
             </w:pPr>
             <w:r>
               <w:rPr>
-                <w:rFonts w:ascii="Helvetica" w:hAnsi="Helvetica" w:eastAsia="Helvetica"/>
+                <w:rFonts w:ascii="Arial" w:hAnsi="Arial" w:eastAsia="Helvetica"/>
                 <w:b w:val="0"/>
                 <w:i w:val="0"/>
                 <w:color w:val="1E1E23"/>
@@ -2093,7 +2093,7 @@
             </w:pPr>
             <w:r>
               <w:rPr>
-                <w:rFonts w:ascii="Helvetica" w:hAnsi="Helvetica" w:eastAsia="Helvetica"/>
+                <w:rFonts w:ascii="Arial" w:hAnsi="Arial" w:eastAsia="Helvetica"/>
                 <w:b w:val="0"/>
                 <w:i w:val="0"/>
                 <w:color w:val="1E1E23"/>
@@ -2128,7 +2128,7 @@
             </w:pPr>
             <w:r>
               <w:rPr>
-                <w:rFonts w:ascii="Helvetica" w:hAnsi="Helvetica" w:eastAsia="Helvetica"/>
+                <w:rFonts w:ascii="Arial" w:hAnsi="Arial" w:eastAsia="Helvetica"/>
                 <w:b w:val="0"/>
                 <w:i w:val="0"/>
                 <w:color w:val="1E1E23"/>
@@ -2163,7 +2163,7 @@
             </w:pPr>
             <w:r>
               <w:rPr>
-                <w:rFonts w:ascii="Helvetica" w:hAnsi="Helvetica" w:eastAsia="Helvetica"/>
+                <w:rFonts w:ascii="Arial" w:hAnsi="Arial" w:eastAsia="Helvetica"/>
                 <w:b w:val="0"/>
                 <w:i w:val="0"/>
                 <w:color w:val="1E1E23"/>
@@ -2198,7 +2198,7 @@
             </w:pPr>
             <w:r>
               <w:rPr>
-                <w:rFonts w:ascii="Helvetica" w:hAnsi="Helvetica" w:eastAsia="Helvetica"/>
+                <w:rFonts w:ascii="Arial" w:hAnsi="Arial" w:eastAsia="Helvetica"/>
                 <w:b w:val="0"/>
                 <w:i w:val="0"/>
                 <w:color w:val="1E1E23"/>
@@ -2233,7 +2233,7 @@
             </w:pPr>
             <w:r>
               <w:rPr>
-                <w:rFonts w:ascii="Helvetica" w:hAnsi="Helvetica" w:eastAsia="Helvetica"/>
+                <w:rFonts w:ascii="Arial" w:hAnsi="Arial" w:eastAsia="Helvetica"/>
                 <w:b w:val="0"/>
                 <w:i w:val="0"/>
                 <w:color w:val="1E1E23"/>
@@ -2268,7 +2268,7 @@
             </w:pPr>
             <w:r>
               <w:rPr>
-                <w:rFonts w:ascii="Helvetica" w:hAnsi="Helvetica" w:eastAsia="Helvetica"/>
+                <w:rFonts w:ascii="Arial" w:hAnsi="Arial" w:eastAsia="Helvetica"/>
                 <w:b w:val="0"/>
                 <w:i w:val="0"/>
                 <w:color w:val="1E1E23"/>
@@ -2303,7 +2303,7 @@
             </w:pPr>
             <w:r>
               <w:rPr>
-                <w:rFonts w:ascii="Helvetica" w:hAnsi="Helvetica" w:eastAsia="Helvetica"/>
+                <w:rFonts w:ascii="Arial" w:hAnsi="Arial" w:eastAsia="Helvetica"/>
                 <w:b w:val="0"/>
                 <w:i w:val="0"/>
                 <w:color w:val="1E1E23"/>
@@ -2338,7 +2338,7 @@
             </w:pPr>
             <w:r>
               <w:rPr>
-                <w:rFonts w:ascii="Helvetica" w:hAnsi="Helvetica" w:eastAsia="Helvetica"/>
+                <w:rFonts w:ascii="Arial" w:hAnsi="Arial" w:eastAsia="Helvetica"/>
                 <w:b w:val="0"/>
                 <w:i w:val="0"/>
                 <w:color w:val="1E1E23"/>
@@ -2378,7 +2378,7 @@
             </w:pPr>
             <w:r>
               <w:rPr>
-                <w:rFonts w:ascii="Helvetica" w:hAnsi="Helvetica" w:eastAsia="Helvetica"/>
+                <w:rFonts w:ascii="Arial" w:hAnsi="Arial" w:eastAsia="Helvetica"/>
                 <w:b w:val="0"/>
                 <w:i w:val="0"/>
                 <w:color w:val="1E1E23"/>
@@ -2413,7 +2413,7 @@
             </w:pPr>
             <w:r>
               <w:rPr>
-                <w:rFonts w:ascii="Helvetica" w:hAnsi="Helvetica" w:eastAsia="Helvetica"/>
+                <w:rFonts w:ascii="Arial" w:hAnsi="Arial" w:eastAsia="Helvetica"/>
                 <w:b w:val="0"/>
                 <w:i w:val="0"/>
                 <w:color w:val="1E1E23"/>
@@ -2448,7 +2448,7 @@
             </w:pPr>
             <w:r>
               <w:rPr>
-                <w:rFonts w:ascii="Helvetica" w:hAnsi="Helvetica" w:eastAsia="Helvetica"/>
+                <w:rFonts w:ascii="Arial" w:hAnsi="Arial" w:eastAsia="Helvetica"/>
                 <w:b w:val="0"/>
                 <w:i w:val="0"/>
                 <w:color w:val="1E1E23"/>
@@ -2483,7 +2483,7 @@
             </w:pPr>
             <w:r>
               <w:rPr>
-                <w:rFonts w:ascii="Helvetica" w:hAnsi="Helvetica" w:eastAsia="Helvetica"/>
+                <w:rFonts w:ascii="Arial" w:hAnsi="Arial" w:eastAsia="Helvetica"/>
                 <w:b w:val="0"/>
                 <w:i w:val="0"/>
                 <w:color w:val="1E1E23"/>
@@ -2518,7 +2518,7 @@
             </w:pPr>
             <w:r>
               <w:rPr>
-                <w:rFonts w:ascii="Helvetica" w:hAnsi="Helvetica" w:eastAsia="Helvetica"/>
+                <w:rFonts w:ascii="Arial" w:hAnsi="Arial" w:eastAsia="Helvetica"/>
                 <w:b w:val="0"/>
                 <w:i w:val="0"/>
                 <w:color w:val="1E1E23"/>
@@ -2553,7 +2553,7 @@
             </w:pPr>
             <w:r>
               <w:rPr>
-                <w:rFonts w:ascii="Helvetica" w:hAnsi="Helvetica" w:eastAsia="Helvetica"/>
+                <w:rFonts w:ascii="Arial" w:hAnsi="Arial" w:eastAsia="Helvetica"/>
                 <w:b w:val="0"/>
                 <w:i w:val="0"/>
                 <w:color w:val="1E1E23"/>
@@ -2588,7 +2588,7 @@
             </w:pPr>
             <w:r>
               <w:rPr>
-                <w:rFonts w:ascii="Helvetica" w:hAnsi="Helvetica" w:eastAsia="Helvetica"/>
+                <w:rFonts w:ascii="Arial" w:hAnsi="Arial" w:eastAsia="Helvetica"/>
                 <w:b w:val="0"/>
                 <w:i w:val="0"/>
                 <w:color w:val="1E1E23"/>
@@ -2623,7 +2623,7 @@
             </w:pPr>
             <w:r>
               <w:rPr>
-                <w:rFonts w:ascii="Helvetica" w:hAnsi="Helvetica" w:eastAsia="Helvetica"/>
+                <w:rFonts w:ascii="Arial" w:hAnsi="Arial" w:eastAsia="Helvetica"/>
                 <w:b w:val="0"/>
                 <w:i w:val="0"/>
                 <w:color w:val="1E1E23"/>
@@ -2663,7 +2663,7 @@
             </w:pPr>
             <w:r>
               <w:rPr>
-                <w:rFonts w:ascii="Helvetica" w:hAnsi="Helvetica" w:eastAsia="Helvetica"/>
+                <w:rFonts w:ascii="Arial" w:hAnsi="Arial" w:eastAsia="Helvetica"/>
                 <w:b w:val="0"/>
                 <w:i w:val="0"/>
                 <w:color w:val="1E1E23"/>
@@ -2698,7 +2698,7 @@
             </w:pPr>
             <w:r>
               <w:rPr>
-                <w:rFonts w:ascii="Helvetica" w:hAnsi="Helvetica" w:eastAsia="Helvetica"/>
+                <w:rFonts w:ascii="Arial" w:hAnsi="Arial" w:eastAsia="Helvetica"/>
                 <w:b w:val="0"/>
                 <w:i w:val="0"/>
                 <w:color w:val="1E1E23"/>
@@ -2733,7 +2733,7 @@
             </w:pPr>
             <w:r>
               <w:rPr>
-                <w:rFonts w:ascii="Helvetica" w:hAnsi="Helvetica" w:eastAsia="Helvetica"/>
+                <w:rFonts w:ascii="Arial" w:hAnsi="Arial" w:eastAsia="Helvetica"/>
                 <w:b w:val="0"/>
                 <w:i w:val="0"/>
                 <w:color w:val="1E1E23"/>
@@ -2768,7 +2768,7 @@
             </w:pPr>
             <w:r>
               <w:rPr>
-                <w:rFonts w:ascii="Helvetica" w:hAnsi="Helvetica" w:eastAsia="Helvetica"/>
+                <w:rFonts w:ascii="Arial" w:hAnsi="Arial" w:eastAsia="Helvetica"/>
                 <w:b w:val="0"/>
                 <w:i w:val="0"/>
                 <w:color w:val="1E1E23"/>
@@ -2803,7 +2803,7 @@
             </w:pPr>
             <w:r>
               <w:rPr>
-                <w:rFonts w:ascii="Helvetica" w:hAnsi="Helvetica" w:eastAsia="Helvetica"/>
+                <w:rFonts w:ascii="Arial" w:hAnsi="Arial" w:eastAsia="Helvetica"/>
                 <w:b w:val="0"/>
                 <w:i w:val="0"/>
                 <w:color w:val="1E1E23"/>
@@ -2838,7 +2838,7 @@
             </w:pPr>
             <w:r>
               <w:rPr>
-                <w:rFonts w:ascii="Helvetica" w:hAnsi="Helvetica" w:eastAsia="Helvetica"/>
+                <w:rFonts w:ascii="Arial" w:hAnsi="Arial" w:eastAsia="Helvetica"/>
                 <w:b w:val="0"/>
                 <w:i w:val="0"/>
                 <w:color w:val="1E1E23"/>
@@ -2873,7 +2873,7 @@
             </w:pPr>
             <w:r>
               <w:rPr>
-                <w:rFonts w:ascii="Helvetica" w:hAnsi="Helvetica" w:eastAsia="Helvetica"/>
+                <w:rFonts w:ascii="Arial" w:hAnsi="Arial" w:eastAsia="Helvetica"/>
                 <w:b w:val="0"/>
                 <w:i w:val="0"/>
                 <w:color w:val="1E1E23"/>
@@ -2908,7 +2908,7 @@
             </w:pPr>
             <w:r>
               <w:rPr>
-                <w:rFonts w:ascii="Helvetica" w:hAnsi="Helvetica" w:eastAsia="Helvetica"/>
+                <w:rFonts w:ascii="Arial" w:hAnsi="Arial" w:eastAsia="Helvetica"/>
                 <w:b w:val="0"/>
                 <w:i w:val="0"/>
                 <w:color w:val="1E1E23"/>
@@ -2948,7 +2948,7 @@
             </w:pPr>
             <w:r>
               <w:rPr>
-                <w:rFonts w:ascii="Helvetica" w:hAnsi="Helvetica" w:eastAsia="Helvetica"/>
+                <w:rFonts w:ascii="Arial" w:hAnsi="Arial" w:eastAsia="Helvetica"/>
                 <w:b w:val="0"/>
                 <w:i w:val="0"/>
                 <w:color w:val="1E1E23"/>
@@ -2983,7 +2983,7 @@
             </w:pPr>
             <w:r>
               <w:rPr>
-                <w:rFonts w:ascii="Helvetica" w:hAnsi="Helvetica" w:eastAsia="Helvetica"/>
+                <w:rFonts w:ascii="Arial" w:hAnsi="Arial" w:eastAsia="Helvetica"/>
                 <w:b w:val="0"/>
                 <w:i w:val="0"/>
                 <w:color w:val="1E1E23"/>
@@ -3018,7 +3018,7 @@
             </w:pPr>
             <w:r>
               <w:rPr>
-                <w:rFonts w:ascii="Helvetica" w:hAnsi="Helvetica" w:eastAsia="Helvetica"/>
+                <w:rFonts w:ascii="Arial" w:hAnsi="Arial" w:eastAsia="Helvetica"/>
                 <w:b w:val="0"/>
                 <w:i w:val="0"/>
                 <w:color w:val="1E1E23"/>
@@ -3053,7 +3053,7 @@
             </w:pPr>
             <w:r>
               <w:rPr>
-                <w:rFonts w:ascii="Helvetica" w:hAnsi="Helvetica" w:eastAsia="Helvetica"/>
+                <w:rFonts w:ascii="Arial" w:hAnsi="Arial" w:eastAsia="Helvetica"/>
                 <w:b w:val="0"/>
                 <w:i w:val="0"/>
                 <w:color w:val="1E1E23"/>
@@ -3088,7 +3088,7 @@
             </w:pPr>
             <w:r>
               <w:rPr>
-                <w:rFonts w:ascii="Helvetica" w:hAnsi="Helvetica" w:eastAsia="Helvetica"/>
+                <w:rFonts w:ascii="Arial" w:hAnsi="Arial" w:eastAsia="Helvetica"/>
                 <w:b w:val="0"/>
                 <w:i w:val="0"/>
                 <w:color w:val="1E1E23"/>
@@ -3123,7 +3123,7 @@
             </w:pPr>
             <w:r>
               <w:rPr>
-                <w:rFonts w:ascii="Helvetica" w:hAnsi="Helvetica" w:eastAsia="Helvetica"/>
+                <w:rFonts w:ascii="Arial" w:hAnsi="Arial" w:eastAsia="Helvetica"/>
                 <w:b w:val="0"/>
                 <w:i w:val="0"/>
                 <w:color w:val="1E1E23"/>
@@ -3158,7 +3158,7 @@
             </w:pPr>
             <w:r>
               <w:rPr>
-                <w:rFonts w:ascii="Helvetica" w:hAnsi="Helvetica" w:eastAsia="Helvetica"/>
+                <w:rFonts w:ascii="Arial" w:hAnsi="Arial" w:eastAsia="Helvetica"/>
                 <w:b w:val="0"/>
                 <w:i w:val="0"/>
                 <w:color w:val="1E1E23"/>
@@ -3193,7 +3193,7 @@
             </w:pPr>
             <w:r>
               <w:rPr>
-                <w:rFonts w:ascii="Helvetica" w:hAnsi="Helvetica" w:eastAsia="Helvetica"/>
+                <w:rFonts w:ascii="Arial" w:hAnsi="Arial" w:eastAsia="Helvetica"/>
                 <w:b w:val="0"/>
                 <w:i w:val="0"/>
                 <w:color w:val="1E1E23"/>
@@ -3233,7 +3233,7 @@
             </w:pPr>
             <w:r>
               <w:rPr>
-                <w:rFonts w:ascii="Helvetica" w:hAnsi="Helvetica" w:eastAsia="Helvetica"/>
+                <w:rFonts w:ascii="Arial" w:hAnsi="Arial" w:eastAsia="Helvetica"/>
                 <w:b w:val="0"/>
                 <w:i w:val="0"/>
                 <w:color w:val="1E1E23"/>
@@ -3268,7 +3268,7 @@
             </w:pPr>
             <w:r>
               <w:rPr>
-                <w:rFonts w:ascii="Helvetica" w:hAnsi="Helvetica" w:eastAsia="Helvetica"/>
+                <w:rFonts w:ascii="Arial" w:hAnsi="Arial" w:eastAsia="Helvetica"/>
                 <w:b w:val="0"/>
                 <w:i w:val="0"/>
                 <w:color w:val="1E1E23"/>
@@ -3303,7 +3303,7 @@
             </w:pPr>
             <w:r>
               <w:rPr>
-                <w:rFonts w:ascii="Helvetica" w:hAnsi="Helvetica" w:eastAsia="Helvetica"/>
+                <w:rFonts w:ascii="Arial" w:hAnsi="Arial" w:eastAsia="Helvetica"/>
                 <w:b w:val="0"/>
                 <w:i w:val="0"/>
                 <w:color w:val="1E1E23"/>
@@ -3338,7 +3338,7 @@
             </w:pPr>
             <w:r>
               <w:rPr>
-                <w:rFonts w:ascii="Helvetica" w:hAnsi="Helvetica" w:eastAsia="Helvetica"/>
+                <w:rFonts w:ascii="Arial" w:hAnsi="Arial" w:eastAsia="Helvetica"/>
                 <w:b w:val="0"/>
                 <w:i w:val="0"/>
                 <w:color w:val="1E1E23"/>
@@ -3373,7 +3373,7 @@
             </w:pPr>
             <w:r>
               <w:rPr>
-                <w:rFonts w:ascii="Helvetica" w:hAnsi="Helvetica" w:eastAsia="Helvetica"/>
+                <w:rFonts w:ascii="Arial" w:hAnsi="Arial" w:eastAsia="Helvetica"/>
                 <w:b w:val="0"/>
                 <w:i w:val="0"/>
                 <w:color w:val="1E1E23"/>
@@ -3408,7 +3408,7 @@
             </w:pPr>
             <w:r>
               <w:rPr>
-                <w:rFonts w:ascii="Helvetica" w:hAnsi="Helvetica" w:eastAsia="Helvetica"/>
+                <w:rFonts w:ascii="Arial" w:hAnsi="Arial" w:eastAsia="Helvetica"/>
                 <w:b w:val="0"/>
                 <w:i w:val="0"/>
                 <w:color w:val="1E1E23"/>
@@ -3443,7 +3443,7 @@
             </w:pPr>
             <w:r>
               <w:rPr>
-                <w:rFonts w:ascii="Helvetica" w:hAnsi="Helvetica" w:eastAsia="Helvetica"/>
+                <w:rFonts w:ascii="Arial" w:hAnsi="Arial" w:eastAsia="Helvetica"/>
                 <w:b w:val="0"/>
                 <w:i w:val="0"/>
                 <w:color w:val="1E1E23"/>
@@ -3478,7 +3478,7 @@
             </w:pPr>
             <w:r>
               <w:rPr>
-                <w:rFonts w:ascii="Helvetica" w:hAnsi="Helvetica" w:eastAsia="Helvetica"/>
+                <w:rFonts w:ascii="Arial" w:hAnsi="Arial" w:eastAsia="Helvetica"/>
                 <w:b w:val="0"/>
                 <w:i w:val="0"/>
                 <w:color w:val="1E1E23"/>
@@ -3518,7 +3518,7 @@
             </w:pPr>
             <w:r>
               <w:rPr>
-                <w:rFonts w:ascii="Helvetica" w:hAnsi="Helvetica" w:eastAsia="Helvetica"/>
+                <w:rFonts w:ascii="Arial" w:hAnsi="Arial" w:eastAsia="Helvetica"/>
                 <w:b w:val="0"/>
                 <w:i w:val="0"/>
                 <w:color w:val="1E1E23"/>
@@ -3553,7 +3553,7 @@
             </w:pPr>
             <w:r>
               <w:rPr>
-                <w:rFonts w:ascii="Helvetica" w:hAnsi="Helvetica" w:eastAsia="Helvetica"/>
+                <w:rFonts w:ascii="Arial" w:hAnsi="Arial" w:eastAsia="Helvetica"/>
                 <w:b w:val="0"/>
                 <w:i w:val="0"/>
                 <w:color w:val="1E1E23"/>
@@ -3588,7 +3588,7 @@
             </w:pPr>
             <w:r>
               <w:rPr>
-                <w:rFonts w:ascii="Helvetica" w:hAnsi="Helvetica" w:eastAsia="Helvetica"/>
+                <w:rFonts w:ascii="Arial" w:hAnsi="Arial" w:eastAsia="Helvetica"/>
                 <w:b w:val="0"/>
                 <w:i w:val="0"/>
                 <w:color w:val="1E1E23"/>
@@ -3623,7 +3623,7 @@
             </w:pPr>
             <w:r>
               <w:rPr>
-                <w:rFonts w:ascii="Helvetica" w:hAnsi="Helvetica" w:eastAsia="Helvetica"/>
+                <w:rFonts w:ascii="Arial" w:hAnsi="Arial" w:eastAsia="Helvetica"/>
                 <w:b w:val="0"/>
                 <w:i w:val="0"/>
                 <w:color w:val="1E1E23"/>
@@ -3658,7 +3658,7 @@
             </w:pPr>
             <w:r>
               <w:rPr>
-                <w:rFonts w:ascii="Helvetica" w:hAnsi="Helvetica" w:eastAsia="Helvetica"/>
+                <w:rFonts w:ascii="Arial" w:hAnsi="Arial" w:eastAsia="Helvetica"/>
                 <w:b w:val="0"/>
                 <w:i w:val="0"/>
                 <w:color w:val="1E1E23"/>
@@ -3693,7 +3693,7 @@
             </w:pPr>
             <w:r>
               <w:rPr>
-                <w:rFonts w:ascii="Helvetica" w:hAnsi="Helvetica" w:eastAsia="Helvetica"/>
+                <w:rFonts w:ascii="Arial" w:hAnsi="Arial" w:eastAsia="Helvetica"/>
                 <w:b w:val="0"/>
                 <w:i w:val="0"/>
                 <w:color w:val="1E1E23"/>
@@ -3728,7 +3728,7 @@
             </w:pPr>
             <w:r>
               <w:rPr>
-                <w:rFonts w:ascii="Helvetica" w:hAnsi="Helvetica" w:eastAsia="Helvetica"/>
+                <w:rFonts w:ascii="Arial" w:hAnsi="Arial" w:eastAsia="Helvetica"/>
                 <w:b w:val="0"/>
                 <w:i w:val="0"/>
                 <w:color w:val="1E1E23"/>
@@ -3763,7 +3763,7 @@
             </w:pPr>
             <w:r>
               <w:rPr>
-                <w:rFonts w:ascii="Helvetica" w:hAnsi="Helvetica" w:eastAsia="Helvetica"/>
+                <w:rFonts w:ascii="Arial" w:hAnsi="Arial" w:eastAsia="Helvetica"/>
                 <w:b w:val="0"/>
                 <w:i w:val="0"/>
                 <w:color w:val="1E1E23"/>
@@ -3803,7 +3803,7 @@
             </w:pPr>
             <w:r>
               <w:rPr>
-                <w:rFonts w:ascii="Helvetica" w:hAnsi="Helvetica" w:eastAsia="Helvetica"/>
+                <w:rFonts w:ascii="Arial" w:hAnsi="Arial" w:eastAsia="Helvetica"/>
                 <w:b w:val="0"/>
                 <w:i w:val="0"/>
                 <w:color w:val="1E1E23"/>
@@ -3838,7 +3838,7 @@
             </w:pPr>
             <w:r>
               <w:rPr>
-                <w:rFonts w:ascii="Helvetica" w:hAnsi="Helvetica" w:eastAsia="Helvetica"/>
+                <w:rFonts w:ascii="Arial" w:hAnsi="Arial" w:eastAsia="Helvetica"/>
                 <w:b w:val="0"/>
                 <w:i w:val="0"/>
                 <w:color w:val="1E1E23"/>
@@ -3873,7 +3873,7 @@
             </w:pPr>
             <w:r>
               <w:rPr>
-                <w:rFonts w:ascii="Helvetica" w:hAnsi="Helvetica" w:eastAsia="Helvetica"/>
+                <w:rFonts w:ascii="Arial" w:hAnsi="Arial" w:eastAsia="Helvetica"/>
                 <w:b w:val="0"/>
                 <w:i w:val="0"/>
                 <w:color w:val="1E1E23"/>
@@ -3908,7 +3908,7 @@
             </w:pPr>
             <w:r>
               <w:rPr>
-                <w:rFonts w:ascii="Helvetica" w:hAnsi="Helvetica" w:eastAsia="Helvetica"/>
+                <w:rFonts w:ascii="Arial" w:hAnsi="Arial" w:eastAsia="Helvetica"/>
                 <w:b w:val="0"/>
                 <w:i w:val="0"/>
                 <w:color w:val="1E1E23"/>
@@ -3943,7 +3943,7 @@
             </w:pPr>
             <w:r>
               <w:rPr>
-                <w:rFonts w:ascii="Helvetica" w:hAnsi="Helvetica" w:eastAsia="Helvetica"/>
+                <w:rFonts w:ascii="Arial" w:hAnsi="Arial" w:eastAsia="Helvetica"/>
                 <w:b w:val="0"/>
                 <w:i w:val="0"/>
                 <w:color w:val="1E1E23"/>
@@ -3978,7 +3978,7 @@
             </w:pPr>
             <w:r>
               <w:rPr>
-                <w:rFonts w:ascii="Helvetica" w:hAnsi="Helvetica" w:eastAsia="Helvetica"/>
+                <w:rFonts w:ascii="Arial" w:hAnsi="Arial" w:eastAsia="Helvetica"/>
                 <w:b w:val="0"/>
                 <w:i w:val="0"/>
                 <w:color w:val="1E1E23"/>
@@ -4013,7 +4013,7 @@
             </w:pPr>
             <w:r>
               <w:rPr>
-                <w:rFonts w:ascii="Helvetica" w:hAnsi="Helvetica" w:eastAsia="Helvetica"/>
+                <w:rFonts w:ascii="Arial" w:hAnsi="Arial" w:eastAsia="Helvetica"/>
                 <w:b w:val="0"/>
                 <w:i w:val="0"/>
                 <w:color w:val="1E1E23"/>
@@ -4048,7 +4048,7 @@
             </w:pPr>
             <w:r>
               <w:rPr>
-                <w:rFonts w:ascii="Helvetica" w:hAnsi="Helvetica" w:eastAsia="Helvetica"/>
+                <w:rFonts w:ascii="Arial" w:hAnsi="Arial" w:eastAsia="Helvetica"/>
                 <w:b w:val="0"/>
                 <w:i w:val="0"/>
                 <w:color w:val="1E1E23"/>
@@ -4088,7 +4088,7 @@
             </w:pPr>
             <w:r>
               <w:rPr>
-                <w:rFonts w:ascii="Helvetica" w:hAnsi="Helvetica" w:eastAsia="Helvetica"/>
+                <w:rFonts w:ascii="Arial" w:hAnsi="Arial" w:eastAsia="Helvetica"/>
                 <w:b w:val="0"/>
                 <w:i w:val="0"/>
                 <w:color w:val="1E1E23"/>
@@ -4123,7 +4123,7 @@
             </w:pPr>
             <w:r>
               <w:rPr>
-                <w:rFonts w:ascii="Helvetica" w:hAnsi="Helvetica" w:eastAsia="Helvetica"/>
+                <w:rFonts w:ascii="Arial" w:hAnsi="Arial" w:eastAsia="Helvetica"/>
                 <w:b w:val="0"/>
                 <w:i w:val="0"/>
                 <w:color w:val="1E1E23"/>
@@ -4158,7 +4158,7 @@
             </w:pPr>
             <w:r>
               <w:rPr>
-                <w:rFonts w:ascii="Helvetica" w:hAnsi="Helvetica" w:eastAsia="Helvetica"/>
+                <w:rFonts w:ascii="Arial" w:hAnsi="Arial" w:eastAsia="Helvetica"/>
                 <w:b w:val="0"/>
                 <w:i w:val="0"/>
                 <w:color w:val="1E1E23"/>
@@ -4193,7 +4193,7 @@
             </w:pPr>
             <w:r>
               <w:rPr>
-                <w:rFonts w:ascii="Helvetica" w:hAnsi="Helvetica" w:eastAsia="Helvetica"/>
+                <w:rFonts w:ascii="Arial" w:hAnsi="Arial" w:eastAsia="Helvetica"/>
                 <w:b w:val="0"/>
                 <w:i w:val="0"/>
                 <w:color w:val="1E1E23"/>
@@ -4228,7 +4228,7 @@
             </w:pPr>
             <w:r>
               <w:rPr>
-                <w:rFonts w:ascii="Helvetica" w:hAnsi="Helvetica" w:eastAsia="Helvetica"/>
+                <w:rFonts w:ascii="Arial" w:hAnsi="Arial" w:eastAsia="Helvetica"/>
                 <w:b w:val="0"/>
                 <w:i w:val="0"/>
                 <w:color w:val="1E1E23"/>
@@ -4263,7 +4263,7 @@
             </w:pPr>
             <w:r>
               <w:rPr>
-                <w:rFonts w:ascii="Helvetica" w:hAnsi="Helvetica" w:eastAsia="Helvetica"/>
+                <w:rFonts w:ascii="Arial" w:hAnsi="Arial" w:eastAsia="Helvetica"/>
                 <w:b w:val="0"/>
                 <w:i w:val="0"/>
                 <w:color w:val="1E1E23"/>
@@ -4298,7 +4298,7 @@
             </w:pPr>
             <w:r>
               <w:rPr>
-                <w:rFonts w:ascii="Helvetica" w:hAnsi="Helvetica" w:eastAsia="Helvetica"/>
+                <w:rFonts w:ascii="Arial" w:hAnsi="Arial" w:eastAsia="Helvetica"/>
                 <w:b w:val="0"/>
                 <w:i w:val="0"/>
                 <w:color w:val="1E1E23"/>
@@ -4333,7 +4333,7 @@
             </w:pPr>
             <w:r>
               <w:rPr>
-                <w:rFonts w:ascii="Helvetica" w:hAnsi="Helvetica" w:eastAsia="Helvetica"/>
+                <w:rFonts w:ascii="Arial" w:hAnsi="Arial" w:eastAsia="Helvetica"/>
                 <w:b w:val="0"/>
                 <w:i w:val="0"/>
                 <w:color w:val="1E1E23"/>
@@ -4373,7 +4373,7 @@
             </w:pPr>
             <w:r>
               <w:rPr>
-                <w:rFonts w:ascii="Helvetica" w:hAnsi="Helvetica" w:eastAsia="Helvetica"/>
+                <w:rFonts w:ascii="Arial" w:hAnsi="Arial" w:eastAsia="Helvetica"/>
                 <w:b w:val="0"/>
                 <w:i w:val="0"/>
                 <w:color w:val="1E1E23"/>
@@ -4408,7 +4408,7 @@
             </w:pPr>
             <w:r>
               <w:rPr>
-                <w:rFonts w:ascii="Helvetica" w:hAnsi="Helvetica" w:eastAsia="Helvetica"/>
+                <w:rFonts w:ascii="Arial" w:hAnsi="Arial" w:eastAsia="Helvetica"/>
                 <w:b w:val="0"/>
                 <w:i w:val="0"/>
                 <w:color w:val="1E1E23"/>
@@ -4443,7 +4443,7 @@
             </w:pPr>
             <w:r>
               <w:rPr>
-                <w:rFonts w:ascii="Helvetica" w:hAnsi="Helvetica" w:eastAsia="Helvetica"/>
+                <w:rFonts w:ascii="Arial" w:hAnsi="Arial" w:eastAsia="Helvetica"/>
                 <w:b w:val="0"/>
                 <w:i w:val="0"/>
                 <w:color w:val="1E1E23"/>
@@ -4478,7 +4478,7 @@
             </w:pPr>
             <w:r>
               <w:rPr>
-                <w:rFonts w:ascii="Helvetica" w:hAnsi="Helvetica" w:eastAsia="Helvetica"/>
+                <w:rFonts w:ascii="Arial" w:hAnsi="Arial" w:eastAsia="Helvetica"/>
                 <w:b w:val="0"/>
                 <w:i w:val="0"/>
                 <w:color w:val="1E1E23"/>
@@ -4513,7 +4513,7 @@
             </w:pPr>
             <w:r>
               <w:rPr>
-                <w:rFonts w:ascii="Helvetica" w:hAnsi="Helvetica" w:eastAsia="Helvetica"/>
+                <w:rFonts w:ascii="Arial" w:hAnsi="Arial" w:eastAsia="Helvetica"/>
                 <w:b w:val="0"/>
                 <w:i w:val="0"/>
                 <w:color w:val="1E1E23"/>
@@ -4548,7 +4548,7 @@
             </w:pPr>
             <w:r>
               <w:rPr>
-                <w:rFonts w:ascii="Helvetica" w:hAnsi="Helvetica" w:eastAsia="Helvetica"/>
+                <w:rFonts w:ascii="Arial" w:hAnsi="Arial" w:eastAsia="Helvetica"/>
                 <w:b w:val="0"/>
                 <w:i w:val="0"/>
                 <w:color w:val="1E1E23"/>
@@ -4583,7 +4583,7 @@
             </w:pPr>
             <w:r>
               <w:rPr>
-                <w:rFonts w:ascii="Helvetica" w:hAnsi="Helvetica" w:eastAsia="Helvetica"/>
+                <w:rFonts w:ascii="Arial" w:hAnsi="Arial" w:eastAsia="Helvetica"/>
                 <w:b w:val="0"/>
                 <w:i w:val="0"/>
                 <w:color w:val="1E1E23"/>
@@ -4618,7 +4618,7 @@
             </w:pPr>
             <w:r>
               <w:rPr>
-                <w:rFonts w:ascii="Helvetica" w:hAnsi="Helvetica" w:eastAsia="Helvetica"/>
+                <w:rFonts w:ascii="Arial" w:hAnsi="Arial" w:eastAsia="Helvetica"/>
                 <w:b w:val="0"/>
                 <w:i w:val="0"/>
                 <w:color w:val="1E1E23"/>
@@ -4658,7 +4658,7 @@
             </w:pPr>
             <w:r>
               <w:rPr>
-                <w:rFonts w:ascii="Helvetica" w:hAnsi="Helvetica" w:eastAsia="Helvetica"/>
+                <w:rFonts w:ascii="Arial" w:hAnsi="Arial" w:eastAsia="Helvetica"/>
                 <w:b w:val="0"/>
                 <w:i w:val="0"/>
                 <w:color w:val="1E1E23"/>
@@ -4693,7 +4693,7 @@
             </w:pPr>
             <w:r>
               <w:rPr>
-                <w:rFonts w:ascii="Helvetica" w:hAnsi="Helvetica" w:eastAsia="Helvetica"/>
+                <w:rFonts w:ascii="Arial" w:hAnsi="Arial" w:eastAsia="Helvetica"/>
                 <w:b w:val="0"/>
                 <w:i w:val="0"/>
                 <w:color w:val="1E1E23"/>
@@ -4728,7 +4728,7 @@
             </w:pPr>
             <w:r>
               <w:rPr>
-                <w:rFonts w:ascii="Helvetica" w:hAnsi="Helvetica" w:eastAsia="Helvetica"/>
+                <w:rFonts w:ascii="Arial" w:hAnsi="Arial" w:eastAsia="Helvetica"/>
                 <w:b w:val="0"/>
                 <w:i w:val="0"/>
                 <w:color w:val="1E1E23"/>
@@ -4763,7 +4763,7 @@
             </w:pPr>
             <w:r>
               <w:rPr>
-                <w:rFonts w:ascii="Helvetica" w:hAnsi="Helvetica" w:eastAsia="Helvetica"/>
+                <w:rFonts w:ascii="Arial" w:hAnsi="Arial" w:eastAsia="Helvetica"/>
                 <w:b w:val="0"/>
                 <w:i w:val="0"/>
                 <w:color w:val="1E1E23"/>
@@ -4798,7 +4798,7 @@
             </w:pPr>
             <w:r>
               <w:rPr>
-                <w:rFonts w:ascii="Helvetica" w:hAnsi="Helvetica" w:eastAsia="Helvetica"/>
+                <w:rFonts w:ascii="Arial" w:hAnsi="Arial" w:eastAsia="Helvetica"/>
                 <w:b w:val="0"/>
                 <w:i w:val="0"/>
                 <w:color w:val="1E1E23"/>
@@ -4833,7 +4833,7 @@
             </w:pPr>
             <w:r>
               <w:rPr>
-                <w:rFonts w:ascii="Helvetica" w:hAnsi="Helvetica" w:eastAsia="Helvetica"/>
+                <w:rFonts w:ascii="Arial" w:hAnsi="Arial" w:eastAsia="Helvetica"/>
                 <w:b w:val="0"/>
                 <w:i w:val="0"/>
                 <w:color w:val="1E1E23"/>
@@ -4868,7 +4868,7 @@
             </w:pPr>
             <w:r>
               <w:rPr>
-                <w:rFonts w:ascii="Helvetica" w:hAnsi="Helvetica" w:eastAsia="Helvetica"/>
+                <w:rFonts w:ascii="Arial" w:hAnsi="Arial" w:eastAsia="Helvetica"/>
                 <w:b w:val="0"/>
                 <w:i w:val="0"/>
                 <w:color w:val="1E1E23"/>
@@ -4903,7 +4903,7 @@
             </w:pPr>
             <w:r>
               <w:rPr>
-                <w:rFonts w:ascii="Helvetica" w:hAnsi="Helvetica" w:eastAsia="Helvetica"/>
+                <w:rFonts w:ascii="Arial" w:hAnsi="Arial" w:eastAsia="Helvetica"/>
                 <w:b w:val="0"/>
                 <w:i w:val="0"/>
                 <w:color w:val="1E1E23"/>
@@ -4943,7 +4943,7 @@
             </w:pPr>
             <w:r>
               <w:rPr>
-                <w:rFonts w:ascii="Helvetica" w:hAnsi="Helvetica" w:eastAsia="Helvetica"/>
+                <w:rFonts w:ascii="Arial" w:hAnsi="Arial" w:eastAsia="Helvetica"/>
                 <w:b w:val="0"/>
                 <w:i w:val="0"/>
                 <w:color w:val="1E1E23"/>
@@ -4978,7 +4978,7 @@
             </w:pPr>
             <w:r>
               <w:rPr>
-                <w:rFonts w:ascii="Helvetica" w:hAnsi="Helvetica" w:eastAsia="Helvetica"/>
+                <w:rFonts w:ascii="Arial" w:hAnsi="Arial" w:eastAsia="Helvetica"/>
                 <w:b w:val="0"/>
                 <w:i w:val="0"/>
                 <w:color w:val="1E1E23"/>
@@ -5013,7 +5013,7 @@
             </w:pPr>
             <w:r>
               <w:rPr>
-                <w:rFonts w:ascii="Helvetica" w:hAnsi="Helvetica" w:eastAsia="Helvetica"/>
+                <w:rFonts w:ascii="Arial" w:hAnsi="Arial" w:eastAsia="Helvetica"/>
                 <w:b w:val="0"/>
                 <w:i w:val="0"/>
                 <w:color w:val="1E1E23"/>
@@ -5048,7 +5048,7 @@
             </w:pPr>
             <w:r>
               <w:rPr>
-                <w:rFonts w:ascii="Helvetica" w:hAnsi="Helvetica" w:eastAsia="Helvetica"/>
+                <w:rFonts w:ascii="Arial" w:hAnsi="Arial" w:eastAsia="Helvetica"/>
                 <w:b w:val="0"/>
                 <w:i w:val="0"/>
                 <w:color w:val="1E1E23"/>
@@ -5083,7 +5083,7 @@
             </w:pPr>
             <w:r>
               <w:rPr>
-                <w:rFonts w:ascii="Helvetica" w:hAnsi="Helvetica" w:eastAsia="Helvetica"/>
+                <w:rFonts w:ascii="Arial" w:hAnsi="Arial" w:eastAsia="Helvetica"/>
                 <w:b w:val="0"/>
                 <w:i w:val="0"/>
                 <w:color w:val="1E1E23"/>
@@ -5118,7 +5118,7 @@
             </w:pPr>
             <w:r>
               <w:rPr>
-                <w:rFonts w:ascii="Helvetica" w:hAnsi="Helvetica" w:eastAsia="Helvetica"/>
+                <w:rFonts w:ascii="Arial" w:hAnsi="Arial" w:eastAsia="Helvetica"/>
                 <w:b w:val="0"/>
                 <w:i w:val="0"/>
                 <w:color w:val="1E1E23"/>
@@ -5153,7 +5153,7 @@
             </w:pPr>
             <w:r>
               <w:rPr>
-                <w:rFonts w:ascii="Helvetica" w:hAnsi="Helvetica" w:eastAsia="Helvetica"/>
+                <w:rFonts w:ascii="Arial" w:hAnsi="Arial" w:eastAsia="Helvetica"/>
                 <w:b w:val="0"/>
                 <w:i w:val="0"/>
                 <w:color w:val="1E1E23"/>
@@ -5188,7 +5188,7 @@
             </w:pPr>
             <w:r>
               <w:rPr>
-                <w:rFonts w:ascii="Helvetica" w:hAnsi="Helvetica" w:eastAsia="Helvetica"/>
+                <w:rFonts w:ascii="Arial" w:hAnsi="Arial" w:eastAsia="Helvetica"/>
                 <w:b w:val="0"/>
                 <w:i w:val="0"/>
                 <w:color w:val="1E1E23"/>
